--- a/docs/ksx3267/manual/사용설명서.docx
+++ b/docs/ksx3267/manual/사용설명서.docx
@@ -1633,6 +1633,479 @@
         <w:t>상태 저장: 센서 1분, 구동기 상태 1분 스냅샷, 제어 이력 건별. 조회기간 최대 31일/회</w:t>
       </w:r>
     </w:p>
+    <w:p>
+      <w:pPr>
+        <w:pStyle w:val="Heading1"/>
+      </w:pPr>
+      <w:r>
+        <w:rPr>
+          <w:rFonts w:ascii="맑은 고딕" w:hAnsi="맑은 고딕" w:eastAsia="맑은 고딕"/>
+          <w:b/>
+          <w:color w:val="1F3A5F"/>
+          <w:sz w:val="28"/>
+        </w:rPr>
+        <w:t>9. 안전 사용 요령</w:t>
+      </w:r>
+    </w:p>
+    <w:p>
+      <w:pPr>
+        <w:pStyle w:val="ListBullet"/>
+      </w:pPr>
+      <w:r>
+        <w:rPr>
+          <w:rFonts w:ascii="맑은 고딕" w:hAnsi="맑은 고딕" w:eastAsia="맑은 고딕"/>
+          <w:b/>
+          <w:sz w:val="21"/>
+        </w:rPr>
+        <w:t>감전 주의</w:t>
+      </w:r>
+      <w:r>
+        <w:rPr>
+          <w:rFonts w:ascii="맑은 고딕" w:hAnsi="맑은 고딕" w:eastAsia="맑은 고딕"/>
+          <w:sz w:val="21"/>
+        </w:rPr>
+        <w:t>: 배선·단자 작업은 반드시 24 VDC 전원을 차단한 뒤 한다. 통전 중 단자에 손대지 않는다.</w:t>
+      </w:r>
+    </w:p>
+    <w:p>
+      <w:pPr>
+        <w:pStyle w:val="ListBullet"/>
+      </w:pPr>
+      <w:r>
+        <w:rPr>
+          <w:rFonts w:ascii="맑은 고딕" w:hAnsi="맑은 고딕" w:eastAsia="맑은 고딕"/>
+          <w:b/>
+          <w:sz w:val="21"/>
+        </w:rPr>
+        <w:t>극성·종단</w:t>
+      </w:r>
+      <w:r>
+        <w:rPr>
+          <w:rFonts w:ascii="맑은 고딕" w:hAnsi="맑은 고딕" w:eastAsia="맑은 고딕"/>
+          <w:sz w:val="21"/>
+        </w:rPr>
+        <w:t>: RS-485 A(녹)/B(백) 극성을 지키고 버스 양 끝에 120 Ω 종단을 단다. 뒤바뀌면 "응답 없음"으로 보인다.</w:t>
+      </w:r>
+    </w:p>
+    <w:p>
+      <w:pPr>
+        <w:pStyle w:val="ListBullet"/>
+      </w:pPr>
+      <w:r>
+        <w:rPr>
+          <w:rFonts w:ascii="맑은 고딕" w:hAnsi="맑은 고딕" w:eastAsia="맑은 고딕"/>
+          <w:b/>
+          <w:sz w:val="21"/>
+        </w:rPr>
+        <w:t>설치 환경</w:t>
+      </w:r>
+      <w:r>
+        <w:rPr>
+          <w:rFonts w:ascii="맑은 고딕" w:hAnsi="맑은 고딕" w:eastAsia="맑은 고딕"/>
+          <w:sz w:val="21"/>
+        </w:rPr>
+        <w:t>: 제어기(본체)는 실내 또는 방수·방진 제어함 안에 설치한다. 직사광·고온·결로를 피하고, 제어함이 밀폐면 환기(또는 쿨러)를 둔다. 본체는 자연 방열이므로 함체 온도가 높으면 성능이 제한될 수 있다.</w:t>
+      </w:r>
+    </w:p>
+    <w:p>
+      <w:pPr>
+        <w:pStyle w:val="ListBullet"/>
+      </w:pPr>
+      <w:r>
+        <w:rPr>
+          <w:rFonts w:ascii="맑은 고딕" w:hAnsi="맑은 고딕" w:eastAsia="맑은 고딕"/>
+          <w:b/>
+          <w:sz w:val="21"/>
+        </w:rPr>
+        <w:t>구동기 동작 주의</w:t>
+      </w:r>
+      <w:r>
+        <w:rPr>
+          <w:rFonts w:ascii="맑은 고딕" w:hAnsi="맑은 고딕" w:eastAsia="맑은 고딕"/>
+          <w:sz w:val="21"/>
+        </w:rPr>
+        <w:t xml:space="preserve">: 측창·개폐기 등 구동기가 자동·원격으로 움직일 수 있다. 정비·청소 시 반드시 해당 구동기를 </w:t>
+      </w:r>
+      <w:r>
+        <w:rPr>
+          <w:rFonts w:ascii="맑은 고딕" w:hAnsi="맑은 고딕" w:eastAsia="맑은 고딕"/>
+          <w:b/>
+          <w:sz w:val="21"/>
+        </w:rPr>
+        <w:t>정지</w:t>
+      </w:r>
+      <w:r>
+        <w:rPr>
+          <w:rFonts w:ascii="맑은 고딕" w:hAnsi="맑은 고딕" w:eastAsia="맑은 고딕"/>
+          <w:sz w:val="21"/>
+        </w:rPr>
+        <w:t>시키고, 동작 구간에 사람·장애물이 없는지 확인한다(끼임 주의).</w:t>
+      </w:r>
+    </w:p>
+    <w:p>
+      <w:pPr>
+        <w:pStyle w:val="ListBullet"/>
+      </w:pPr>
+      <w:r>
+        <w:rPr>
+          <w:rFonts w:ascii="맑은 고딕" w:hAnsi="맑은 고딕" w:eastAsia="맑은 고딕"/>
+          <w:b/>
+          <w:sz w:val="21"/>
+        </w:rPr>
+        <w:t>과전압·낙뢰</w:t>
+      </w:r>
+      <w:r>
+        <w:rPr>
+          <w:rFonts w:ascii="맑은 고딕" w:hAnsi="맑은 고딕" w:eastAsia="맑은 고딕"/>
+          <w:sz w:val="21"/>
+        </w:rPr>
+        <w:t>: 전원부에 서지 보호를 두고, 뇌우 시 장시간 정비를 피한다.</w:t>
+      </w:r>
+    </w:p>
+    <w:p>
+      <w:pPr>
+        <w:pStyle w:val="ListBullet"/>
+      </w:pPr>
+      <w:r>
+        <w:rPr>
+          <w:rFonts w:ascii="맑은 고딕" w:hAnsi="맑은 고딕" w:eastAsia="맑은 고딕"/>
+          <w:b/>
+          <w:sz w:val="21"/>
+        </w:rPr>
+        <w:t>임의 개조 금지</w:t>
+      </w:r>
+      <w:r>
+        <w:rPr>
+          <w:rFonts w:ascii="맑은 고딕" w:hAnsi="맑은 고딕" w:eastAsia="맑은 고딕"/>
+          <w:sz w:val="21"/>
+        </w:rPr>
+        <w:t>: 본체·노드·배선을 임의로 개조·분해하지 않는다. 인증·보증이 무효가 될 수 있다.</w:t>
+      </w:r>
+    </w:p>
+    <w:p>
+      <w:pPr>
+        <w:pStyle w:val="Heading1"/>
+      </w:pPr>
+      <w:r>
+        <w:rPr>
+          <w:rFonts w:ascii="맑은 고딕" w:hAnsi="맑은 고딕" w:eastAsia="맑은 고딕"/>
+          <w:b/>
+          <w:color w:val="1F3A5F"/>
+          <w:sz w:val="28"/>
+        </w:rPr>
+        <w:t>10. 점검·정비·보관</w:t>
+      </w:r>
+    </w:p>
+    <w:p>
+      <w:pPr>
+        <w:pStyle w:val="ListBullet"/>
+      </w:pPr>
+      <w:r>
+        <w:rPr>
+          <w:rFonts w:ascii="맑은 고딕" w:hAnsi="맑은 고딕" w:eastAsia="맑은 고딕"/>
+          <w:b/>
+          <w:sz w:val="21"/>
+        </w:rPr>
+        <w:t>일상 점검(사용자)</w:t>
+      </w:r>
+      <w:r>
+        <w:rPr>
+          <w:rFonts w:ascii="맑은 고딕" w:hAnsi="맑은 고딕" w:eastAsia="맑은 고딕"/>
+          <w:sz w:val="21"/>
+        </w:rPr>
+        <w:t>: 화면의 📐 상태 배지가 READY/정상인지, 노드가 "응답 없음"이 아닌지, 종단·전원 표시등을 육안 확인한다.</w:t>
+      </w:r>
+    </w:p>
+    <w:p>
+      <w:pPr>
+        <w:pStyle w:val="ListBullet"/>
+      </w:pPr>
+      <w:r>
+        <w:rPr>
+          <w:rFonts w:ascii="맑은 고딕" w:hAnsi="맑은 고딕" w:eastAsia="맑은 고딕"/>
+          <w:b/>
+          <w:sz w:val="21"/>
+        </w:rPr>
+        <w:t>정기 정비(6개월 권장)</w:t>
+      </w:r>
+      <w:r>
+        <w:rPr>
+          <w:rFonts w:ascii="맑은 고딕" w:hAnsi="맑은 고딕" w:eastAsia="맑은 고딕"/>
+          <w:sz w:val="21"/>
+        </w:rPr>
+        <w:t>: 전원 차단 후 단자 조임 상태·접점 부식·퓨즈를 점검하고, 제어함 내부 먼지 제거·환기구 청소를 한다. RS-485 배선 피복 손상을 확인한다.</w:t>
+      </w:r>
+    </w:p>
+    <w:p>
+      <w:pPr>
+        <w:pStyle w:val="ListBullet"/>
+      </w:pPr>
+      <w:r>
+        <w:rPr>
+          <w:rFonts w:ascii="맑은 고딕" w:hAnsi="맑은 고딕" w:eastAsia="맑은 고딕"/>
+          <w:b/>
+          <w:sz w:val="21"/>
+        </w:rPr>
+        <w:t>소프트웨어 갱신</w:t>
+      </w:r>
+      <w:r>
+        <w:rPr>
+          <w:rFonts w:ascii="맑은 고딕" w:hAnsi="맑은 고딕" w:eastAsia="맑은 고딕"/>
+          <w:sz w:val="21"/>
+        </w:rPr>
+        <w:t>: 제어기 소프트웨어·드라이버는 원격으로 갱신·복구된다(사용자 조치 불필요). 이상 시 사후관리업소에 연락한다.</w:t>
+      </w:r>
+    </w:p>
+    <w:p>
+      <w:pPr>
+        <w:pStyle w:val="ListBullet"/>
+      </w:pPr>
+      <w:r>
+        <w:rPr>
+          <w:rFonts w:ascii="맑은 고딕" w:hAnsi="맑은 고딕" w:eastAsia="맑은 고딕"/>
+          <w:b/>
+          <w:sz w:val="21"/>
+        </w:rPr>
+        <w:t>장기 보관</w:t>
+      </w:r>
+      <w:r>
+        <w:rPr>
+          <w:rFonts w:ascii="맑은 고딕" w:hAnsi="맑은 고딕" w:eastAsia="맑은 고딕"/>
+          <w:sz w:val="21"/>
+        </w:rPr>
+        <w:t>: 전원을 차단하고 건조한 상온(권장 −10 ~ 40 ℃, 결로 없음)에 보관한다. 재사용 시 §2 배선·§3 노드 연결 확인부터 다시 수행한다.</w:t>
+      </w:r>
+    </w:p>
+    <w:p>
+      <w:pPr>
+        <w:pStyle w:val="Heading1"/>
+      </w:pPr>
+      <w:r>
+        <w:rPr>
+          <w:rFonts w:ascii="맑은 고딕" w:hAnsi="맑은 고딕" w:eastAsia="맑은 고딕"/>
+          <w:b/>
+          <w:color w:val="1F3A5F"/>
+          <w:sz w:val="28"/>
+        </w:rPr>
+        <w:t>11. 무상 점검·수리 기간 (보증)</w:t>
+      </w:r>
+    </w:p>
+    <w:p>
+      <w:pPr>
+        <w:pStyle w:val="ListBullet"/>
+      </w:pPr>
+      <w:r>
+        <w:rPr>
+          <w:rFonts w:ascii="맑은 고딕" w:hAnsi="맑은 고딕" w:eastAsia="맑은 고딕"/>
+          <w:b/>
+          <w:sz w:val="21"/>
+        </w:rPr>
+        <w:t>보증 기간</w:t>
+      </w:r>
+      <w:r>
+        <w:rPr>
+          <w:rFonts w:ascii="맑은 고딕" w:hAnsi="맑은 고딕" w:eastAsia="맑은 고딕"/>
+          <w:sz w:val="21"/>
+        </w:rPr>
+        <w:t>: 〔케이그린텍 기입 — 예: 구입일(설치 완료일)로부터 ○년〕</w:t>
+      </w:r>
+    </w:p>
+    <w:p>
+      <w:pPr>
+        <w:pStyle w:val="ListBullet"/>
+      </w:pPr>
+      <w:r>
+        <w:rPr>
+          <w:rFonts w:ascii="맑은 고딕" w:hAnsi="맑은 고딕" w:eastAsia="맑은 고딕"/>
+          <w:b/>
+          <w:sz w:val="21"/>
+        </w:rPr>
+        <w:t>무상 수리</w:t>
+      </w:r>
+      <w:r>
+        <w:rPr>
+          <w:rFonts w:ascii="맑은 고딕" w:hAnsi="맑은 고딕" w:eastAsia="맑은 고딕"/>
+          <w:sz w:val="21"/>
+        </w:rPr>
+        <w:t>: 보증 기간 내 정상적인 사용 상태에서 발생한 제조상 결함은 무상 점검·수리한다.</w:t>
+      </w:r>
+    </w:p>
+    <w:p>
+      <w:pPr>
+        <w:pStyle w:val="ListBullet"/>
+      </w:pPr>
+      <w:r>
+        <w:rPr>
+          <w:rFonts w:ascii="맑은 고딕" w:hAnsi="맑은 고딕" w:eastAsia="맑은 고딕"/>
+          <w:b/>
+          <w:sz w:val="21"/>
+        </w:rPr>
+        <w:t>유상 수리 대상</w:t>
+      </w:r>
+      <w:r>
+        <w:rPr>
+          <w:rFonts w:ascii="맑은 고딕" w:hAnsi="맑은 고딕" w:eastAsia="맑은 고딕"/>
+          <w:sz w:val="21"/>
+        </w:rPr>
+        <w:t>: 사용자 과실·낙뢰/침수 등 천재지변·임의 개조·소모품(퓨즈 등) 교체·타사 장비 연동 문제.</w:t>
+      </w:r>
+    </w:p>
+    <w:p>
+      <w:pPr>
+        <w:pStyle w:val="ListBullet"/>
+      </w:pPr>
+      <w:r>
+        <w:rPr>
+          <w:rFonts w:ascii="맑은 고딕" w:hAnsi="맑은 고딕" w:eastAsia="맑은 고딕"/>
+          <w:b/>
+          <w:sz w:val="21"/>
+        </w:rPr>
+        <w:t>접수</w:t>
+      </w:r>
+      <w:r>
+        <w:rPr>
+          <w:rFonts w:ascii="맑은 고딕" w:hAnsi="맑은 고딕" w:eastAsia="맑은 고딕"/>
+          <w:sz w:val="21"/>
+        </w:rPr>
+        <w:t>: 〔케이그린텍 기입 — A/S 접수 연락처·이메일·운영시간〕</w:t>
+      </w:r>
+    </w:p>
+    <w:p>
+      <w:pPr>
+        <w:pStyle w:val="Heading1"/>
+      </w:pPr>
+      <w:r>
+        <w:rPr>
+          <w:rFonts w:ascii="맑은 고딕" w:hAnsi="맑은 고딕" w:eastAsia="맑은 고딕"/>
+          <w:b/>
+          <w:color w:val="1F3A5F"/>
+          <w:sz w:val="28"/>
+        </w:rPr>
+        <w:t>12. 사후관리 (부품 판매·서비스업소)</w:t>
+      </w:r>
+    </w:p>
+    <w:p>
+      <w:pPr>
+        <w:pStyle w:val="ListBullet"/>
+      </w:pPr>
+      <w:r>
+        <w:rPr>
+          <w:rFonts w:ascii="맑은 고딕" w:hAnsi="맑은 고딕" w:eastAsia="맑은 고딕"/>
+          <w:b/>
+          <w:sz w:val="21"/>
+        </w:rPr>
+        <w:t>부품 판매·구입 문의</w:t>
+      </w:r>
+      <w:r>
+        <w:rPr>
+          <w:rFonts w:ascii="맑은 고딕" w:hAnsi="맑은 고딕" w:eastAsia="맑은 고딕"/>
+          <w:sz w:val="21"/>
+        </w:rPr>
+        <w:t>: 〔케이그린텍 기입 — 부품 판매처·연락처〕</w:t>
+      </w:r>
+    </w:p>
+    <w:p>
+      <w:pPr>
+        <w:pStyle w:val="ListBullet"/>
+      </w:pPr>
+      <w:r>
+        <w:rPr>
+          <w:rFonts w:ascii="맑은 고딕" w:hAnsi="맑은 고딕" w:eastAsia="맑은 고딕"/>
+          <w:b/>
+          <w:sz w:val="21"/>
+        </w:rPr>
+        <w:t>사후관리업소(서비스센터) 위치</w:t>
+      </w:r>
+      <w:r>
+        <w:rPr>
+          <w:rFonts w:ascii="맑은 고딕" w:hAnsi="맑은 고딕" w:eastAsia="맑은 고딕"/>
+          <w:sz w:val="21"/>
+        </w:rPr>
+        <w:t>: 〔케이그린텍 기입 — 업소명·주소·연락처(권역별 있으면 목록)〕</w:t>
+      </w:r>
+    </w:p>
+    <w:p>
+      <w:pPr>
+        <w:pStyle w:val="ListBullet"/>
+      </w:pPr>
+      <w:r>
+        <w:rPr>
+          <w:rFonts w:ascii="맑은 고딕" w:hAnsi="맑은 고딕" w:eastAsia="맑은 고딕"/>
+          <w:b/>
+          <w:sz w:val="21"/>
+        </w:rPr>
+        <w:t>원격 지원</w:t>
+      </w:r>
+      <w:r>
+        <w:rPr>
+          <w:rFonts w:ascii="맑은 고딕" w:hAnsi="맑은 고딕" w:eastAsia="맑은 고딕"/>
+          <w:sz w:val="21"/>
+        </w:rPr>
+        <w:t>: 소프트웨어·드라이버 이상은 제조사가 원격으로 진단·조치한다.</w:t>
+      </w:r>
+    </w:p>
+    <w:p>
+      <w:pPr>
+        <w:pStyle w:val="Heading1"/>
+      </w:pPr>
+      <w:r>
+        <w:rPr>
+          <w:rFonts w:ascii="맑은 고딕" w:hAnsi="맑은 고딕" w:eastAsia="맑은 고딕"/>
+          <w:b/>
+          <w:color w:val="1F3A5F"/>
+          <w:sz w:val="28"/>
+        </w:rPr>
+        <w:t>13. 제조사 정보</w:t>
+      </w:r>
+    </w:p>
+    <w:p>
+      <w:pPr>
+        <w:pStyle w:val="ListBullet"/>
+      </w:pPr>
+      <w:r>
+        <w:rPr>
+          <w:rFonts w:ascii="맑은 고딕" w:hAnsi="맑은 고딕" w:eastAsia="맑은 고딕"/>
+          <w:sz w:val="21"/>
+        </w:rPr>
+        <w:t>제조사: 케이그린텍  〔사업자등록번호·대표자·주소·대표 연락처 기입〕</w:t>
+      </w:r>
+    </w:p>
+    <w:p>
+      <w:pPr>
+        <w:pStyle w:val="ListBullet"/>
+      </w:pPr>
+      <w:r>
+        <w:rPr>
+          <w:rFonts w:ascii="맑은 고딕" w:hAnsi="맑은 고딕" w:eastAsia="맑은 고딕"/>
+          <w:sz w:val="21"/>
+        </w:rPr>
+        <w:t>제품명/모델: 스마트그린 통합제어기 〔모델명·형식 기입〕</w:t>
+      </w:r>
+    </w:p>
+    <w:p>
+      <w:r>
+        <w:rPr>
+          <w:rFonts w:ascii="맑은 고딕" w:hAnsi="맑은 고딕" w:eastAsia="맑은 고딕"/>
+          <w:sz w:val="21"/>
+        </w:rPr>
+        <w:t xml:space="preserve">&gt; ⚠ 〔 〕 표시 항목은 KOAT 116/117 제품사용설명서 필수 기재(무상수리기간·부품판매·사후관리업소 위치 등)로, </w:t>
+      </w:r>
+      <w:r>
+        <w:rPr>
+          <w:rFonts w:ascii="맑은 고딕" w:hAnsi="맑은 고딕" w:eastAsia="맑은 고딕"/>
+          <w:b/>
+          <w:sz w:val="21"/>
+        </w:rPr>
+        <w:t>케이그린텍의 실제 사업자·A/S 정보를 채워야</w:t>
+      </w:r>
+      <w:r>
+        <w:rPr>
+          <w:rFonts w:ascii="맑은 고딕" w:hAnsi="맑은 고딕" w:eastAsia="맑은 고딕"/>
+          <w:sz w:val="21"/>
+        </w:rPr>
+        <w:t xml:space="preserve"> 검정 제출용으로 완성된다. 기술·안전·조작 내용(§1~§10)은 실제 제어기 동작 기준으로 작성됨.</w:t>
+      </w:r>
+    </w:p>
     <w:sectPr>
       <w:footerReference w:type="default" r:id="rId9"/>
       <w:pgSz w:w="12240" w:h="15840"/>
